--- a/docs/BOTAS_Vardiya_Cizelgeleme_SRS.docx
+++ b/docs/BOTAS_Vardiya_Cizelgeleme_SRS.docx
@@ -3204,6 +3204,18 @@
     </w:p>
     <w:p>
       <w:pPr>
+        <w:spacing w:after="60" w:line="300"/>
+      </w:pPr>
+      <w:r>
+        <w:rPr>
+          <w:sz w:val="22"/>
+          <w:szCs w:val="22"/>
+        </w:rPr>
+        <w:t xml:space="preserve">Planlama dönemi varsayılan olarak bir haftadır; yönetici bunu istediği bir uzunluğa çıkarabilir. Bu bir kısıt değil bir başlangıç değeridir — sistem daha uzun dönemleri de destekler ve NFR-1'in kırk personel/yirmi sekiz gün ölçeğindeki performans hedefi bu daha büyük dönemler için hâlâ geçerlidir (bkz. 3.3.6).</w:t>
+      </w:r>
+    </w:p>
+    <w:p>
+      <w:pPr>
         <w:pStyle w:val="Heading3"/>
         <w:spacing w:after="100" w:before="200"/>
       </w:pPr>
@@ -3798,7 +3810,7 @@
                 <w:sz w:val="19"/>
                 <w:szCs w:val="19"/>
               </w:rPr>
-              <w:t xml:space="preserve">Kapı ve kontrol odası noktalarında görev alabilmenin ön koşuludur. Kontrol odasında görevli personel ayrı bir meslek grubu değil, farklı bir noktada bulunan güvenlik görevlisidir.</w:t>
+              <w:t xml:space="preserve">Güvenlik noktasında (kapı ve kontrol odası görevlerini birlikte kapsar) görev alabilmenin ön koşuludur; kontrol odasında görevli personel ayrı bir meslek grubu değil, aynı noktanın bir parçasıdır.</w:t>
             </w:r>
           </w:p>
         </w:tc>
@@ -4146,7 +4158,7 @@
                 <w:sz w:val="19"/>
                 <w:szCs w:val="19"/>
               </w:rPr>
-              <w:t xml:space="preserve">Kontrol Odası</w:t>
+              <w:t xml:space="preserve">Güvenlik</w:t>
             </w:r>
           </w:p>
         </w:tc>
@@ -4171,7 +4183,7 @@
                 <w:sz w:val="19"/>
                 <w:szCs w:val="19"/>
               </w:rPr>
-              <w:t xml:space="preserve">Bina A</w:t>
+              <w:t xml:space="preserve">— (tesis geneli)</w:t>
             </w:r>
           </w:p>
         </w:tc>
@@ -4223,7 +4235,7 @@
                 <w:sz w:val="19"/>
                 <w:szCs w:val="19"/>
               </w:rPr>
-              <w:t xml:space="preserve">Kapı</w:t>
+              <w:t xml:space="preserve">Müracaat</w:t>
             </w:r>
           </w:p>
         </w:tc>
@@ -4248,238 +4260,7 @@
                 <w:sz w:val="19"/>
                 <w:szCs w:val="19"/>
               </w:rPr>
-              <w:t xml:space="preserve">Bina A</w:t>
-            </w:r>
-          </w:p>
-        </w:tc>
-        <w:tc>
-          <w:tcPr>
-            <w:tcW w:type="dxa" w:w="3000"/>
-            <w:tcMar>
-              <w:top w:type="dxa" w:w="70"/>
-              <w:left w:type="dxa" w:w="110"/>
-              <w:bottom w:type="dxa" w:w="70"/>
-              <w:right w:type="dxa" w:w="110"/>
-            </w:tcMar>
-          </w:tcPr>
-          <w:p>
-            <w:pPr>
-              <w:spacing w:after="0" w:line="250"/>
-            </w:pPr>
-            <w:r>
-              <w:rPr>
-                <w:b w:val="false"/>
-                <w:bCs w:val="false"/>
-                <w:sz w:val="19"/>
-                <w:szCs w:val="19"/>
-              </w:rPr>
-              <w:t xml:space="preserve">Güvenlik Görevi</w:t>
-            </w:r>
-          </w:p>
-        </w:tc>
-      </w:tr>
-      <w:tr>
-        <w:tc>
-          <w:tcPr>
-            <w:tcW w:type="dxa" w:w="3200"/>
-            <w:tcMar>
-              <w:top w:type="dxa" w:w="70"/>
-              <w:left w:type="dxa" w:w="110"/>
-              <w:bottom w:type="dxa" w:w="70"/>
-              <w:right w:type="dxa" w:w="110"/>
-            </w:tcMar>
-          </w:tcPr>
-          <w:p>
-            <w:pPr>
-              <w:spacing w:after="0" w:line="250"/>
-            </w:pPr>
-            <w:r>
-              <w:rPr>
-                <w:b w:val="false"/>
-                <w:bCs w:val="false"/>
-                <w:sz w:val="19"/>
-                <w:szCs w:val="19"/>
-              </w:rPr>
-              <w:t xml:space="preserve">Kapı</w:t>
-            </w:r>
-          </w:p>
-        </w:tc>
-        <w:tc>
-          <w:tcPr>
-            <w:tcW w:type="dxa" w:w="2800"/>
-            <w:tcMar>
-              <w:top w:type="dxa" w:w="70"/>
-              <w:left w:type="dxa" w:w="110"/>
-              <w:bottom w:type="dxa" w:w="70"/>
-              <w:right w:type="dxa" w:w="110"/>
-            </w:tcMar>
-          </w:tcPr>
-          <w:p>
-            <w:pPr>
-              <w:spacing w:after="0" w:line="250"/>
-            </w:pPr>
-            <w:r>
-              <w:rPr>
-                <w:b w:val="false"/>
-                <w:bCs w:val="false"/>
-                <w:sz w:val="19"/>
-                <w:szCs w:val="19"/>
-              </w:rPr>
-              <w:t xml:space="preserve">Bina B</w:t>
-            </w:r>
-          </w:p>
-        </w:tc>
-        <w:tc>
-          <w:tcPr>
-            <w:tcW w:type="dxa" w:w="3000"/>
-            <w:tcMar>
-              <w:top w:type="dxa" w:w="70"/>
-              <w:left w:type="dxa" w:w="110"/>
-              <w:bottom w:type="dxa" w:w="70"/>
-              <w:right w:type="dxa" w:w="110"/>
-            </w:tcMar>
-          </w:tcPr>
-          <w:p>
-            <w:pPr>
-              <w:spacing w:after="0" w:line="250"/>
-            </w:pPr>
-            <w:r>
-              <w:rPr>
-                <w:b w:val="false"/>
-                <w:bCs w:val="false"/>
-                <w:sz w:val="19"/>
-                <w:szCs w:val="19"/>
-              </w:rPr>
-              <w:t xml:space="preserve">Güvenlik Görevi</w:t>
-            </w:r>
-          </w:p>
-        </w:tc>
-      </w:tr>
-      <w:tr>
-        <w:tc>
-          <w:tcPr>
-            <w:tcW w:type="dxa" w:w="3200"/>
-            <w:tcMar>
-              <w:top w:type="dxa" w:w="70"/>
-              <w:left w:type="dxa" w:w="110"/>
-              <w:bottom w:type="dxa" w:w="70"/>
-              <w:right w:type="dxa" w:w="110"/>
-            </w:tcMar>
-          </w:tcPr>
-          <w:p>
-            <w:pPr>
-              <w:spacing w:after="0" w:line="250"/>
-            </w:pPr>
-            <w:r>
-              <w:rPr>
-                <w:b w:val="false"/>
-                <w:bCs w:val="false"/>
-                <w:sz w:val="19"/>
-                <w:szCs w:val="19"/>
-              </w:rPr>
-              <w:t xml:space="preserve">Müracaat</w:t>
-            </w:r>
-          </w:p>
-        </w:tc>
-        <w:tc>
-          <w:tcPr>
-            <w:tcW w:type="dxa" w:w="2800"/>
-            <w:tcMar>
-              <w:top w:type="dxa" w:w="70"/>
-              <w:left w:type="dxa" w:w="110"/>
-              <w:bottom w:type="dxa" w:w="70"/>
-              <w:right w:type="dxa" w:w="110"/>
-            </w:tcMar>
-          </w:tcPr>
-          <w:p>
-            <w:pPr>
-              <w:spacing w:after="0" w:line="250"/>
-            </w:pPr>
-            <w:r>
-              <w:rPr>
-                <w:b w:val="false"/>
-                <w:bCs w:val="false"/>
-                <w:sz w:val="19"/>
-                <w:szCs w:val="19"/>
-              </w:rPr>
-              <w:t xml:space="preserve">Bina A</w:t>
-            </w:r>
-          </w:p>
-        </w:tc>
-        <w:tc>
-          <w:tcPr>
-            <w:tcW w:type="dxa" w:w="3000"/>
-            <w:tcMar>
-              <w:top w:type="dxa" w:w="70"/>
-              <w:left w:type="dxa" w:w="110"/>
-              <w:bottom w:type="dxa" w:w="70"/>
-              <w:right w:type="dxa" w:w="110"/>
-            </w:tcMar>
-          </w:tcPr>
-          <w:p>
-            <w:pPr>
-              <w:spacing w:after="0" w:line="250"/>
-            </w:pPr>
-            <w:r>
-              <w:rPr>
-                <w:b w:val="false"/>
-                <w:bCs w:val="false"/>
-                <w:sz w:val="19"/>
-                <w:szCs w:val="19"/>
-              </w:rPr>
-              <w:t xml:space="preserve">Müracaat Görevlisi</w:t>
-            </w:r>
-          </w:p>
-        </w:tc>
-      </w:tr>
-      <w:tr>
-        <w:tc>
-          <w:tcPr>
-            <w:tcW w:type="dxa" w:w="3200"/>
-            <w:tcMar>
-              <w:top w:type="dxa" w:w="70"/>
-              <w:left w:type="dxa" w:w="110"/>
-              <w:bottom w:type="dxa" w:w="70"/>
-              <w:right w:type="dxa" w:w="110"/>
-            </w:tcMar>
-          </w:tcPr>
-          <w:p>
-            <w:pPr>
-              <w:spacing w:after="0" w:line="250"/>
-            </w:pPr>
-            <w:r>
-              <w:rPr>
-                <w:b w:val="false"/>
-                <w:bCs w:val="false"/>
-                <w:sz w:val="19"/>
-                <w:szCs w:val="19"/>
-              </w:rPr>
-              <w:t xml:space="preserve">Müracaat</w:t>
-            </w:r>
-          </w:p>
-        </w:tc>
-        <w:tc>
-          <w:tcPr>
-            <w:tcW w:type="dxa" w:w="2800"/>
-            <w:tcMar>
-              <w:top w:type="dxa" w:w="70"/>
-              <w:left w:type="dxa" w:w="110"/>
-              <w:bottom w:type="dxa" w:w="70"/>
-              <w:right w:type="dxa" w:w="110"/>
-            </w:tcMar>
-          </w:tcPr>
-          <w:p>
-            <w:pPr>
-              <w:spacing w:after="0" w:line="250"/>
-            </w:pPr>
-            <w:r>
-              <w:rPr>
-                <w:b w:val="false"/>
-                <w:bCs w:val="false"/>
-                <w:sz w:val="19"/>
-                <w:szCs w:val="19"/>
-              </w:rPr>
-              <w:t xml:space="preserve">Bina B</w:t>
+              <w:t xml:space="preserve">— (tesis geneli)</w:t>
             </w:r>
           </w:p>
         </w:tc>
@@ -4531,7 +4312,7 @@
           <w:sz w:val="22"/>
           <w:szCs w:val="22"/>
         </w:rPr>
-        <w:t xml:space="preserve">Tesiste iki bina bulunmaktadır. Kontrol odası yalnızca Bina A'da yer almakta, vardiya şefliği ise iki bina için ortak tek bir görev olarak tanımlanmaktadır. Devriye görevi bulunmamaktadır.</w:t>
+        <w:t xml:space="preserve">Tesiste iki bina bulunmaktadır, ancak görev noktaları bina ayrımı yapılmadan tesis geneli tanımlanmıştır: kapı ve kontrol odası arasındaki ayrım kaldırılmış, ikisi tek bir "Güvenlik" noktasında birleştirilmiştir — kontrol odasında görevli personel zaten ayrı bir meslek grubu değil, aynı yetkinliğe sahip bir güvenlik görevlisiydi (bkz. 3.3.2), dolayısıyla atamanın hangi fiziksel noktaya yazıldığı modelin ihtiyaç duyduğu bir bilgi değildir; kim hangi kapıda veya kontrol odasında duracağını vardiya şefi o gün belirler. Aynı gerekçeyle müracaat noktası da bina ayrımı olmadan tanımlanmıştır. Devriye görevi bulunmamaktadır.</w:t>
       </w:r>
     </w:p>
     <w:p>
@@ -4800,7 +4581,7 @@
                 <w:sz w:val="19"/>
                 <w:szCs w:val="19"/>
               </w:rPr>
-              <w:t xml:space="preserve">Kontrol Odası</w:t>
+              <w:t xml:space="preserve">Güvenlik</w:t>
             </w:r>
           </w:p>
         </w:tc>
@@ -4825,7 +4606,7 @@
                 <w:sz w:val="19"/>
                 <w:szCs w:val="19"/>
               </w:rPr>
-              <w:t xml:space="preserve">1</w:t>
+              <w:t xml:space="preserve">7</w:t>
             </w:r>
           </w:p>
         </w:tc>
@@ -4850,7 +4631,7 @@
                 <w:sz w:val="19"/>
                 <w:szCs w:val="19"/>
               </w:rPr>
-              <w:t xml:space="preserve">1</w:t>
+              <w:t xml:space="preserve">7</w:t>
             </w:r>
           </w:p>
         </w:tc>
@@ -4875,7 +4656,7 @@
                 <w:sz w:val="19"/>
                 <w:szCs w:val="19"/>
               </w:rPr>
-              <w:t xml:space="preserve">1</w:t>
+              <w:t xml:space="preserve">3</w:t>
             </w:r>
           </w:p>
         </w:tc>
@@ -4902,7 +4683,7 @@
                 <w:sz w:val="19"/>
                 <w:szCs w:val="19"/>
               </w:rPr>
-              <w:t xml:space="preserve">Kapı (Bina A)</w:t>
+              <w:t xml:space="preserve">Müracaat</w:t>
             </w:r>
           </w:p>
         </w:tc>
@@ -4927,7 +4708,7 @@
                 <w:sz w:val="19"/>
                 <w:szCs w:val="19"/>
               </w:rPr>
-              <w:t xml:space="preserve">3</w:t>
+              <w:t xml:space="preserve">2</w:t>
             </w:r>
           </w:p>
         </w:tc>
@@ -4952,7 +4733,7 @@
                 <w:sz w:val="19"/>
                 <w:szCs w:val="19"/>
               </w:rPr>
-              <w:t xml:space="preserve">3</w:t>
+              <w:t xml:space="preserve">2</w:t>
             </w:r>
           </w:p>
         </w:tc>
@@ -4977,7 +4758,7 @@
                 <w:sz w:val="19"/>
                 <w:szCs w:val="19"/>
               </w:rPr>
-              <w:t xml:space="preserve">1</w:t>
+              <w:t xml:space="preserve">0</w:t>
             </w:r>
           </w:p>
         </w:tc>
@@ -5004,312 +4785,6 @@
                 <w:sz w:val="19"/>
                 <w:szCs w:val="19"/>
               </w:rPr>
-              <w:t xml:space="preserve">Kapı (Bina B)</w:t>
-            </w:r>
-          </w:p>
-        </w:tc>
-        <w:tc>
-          <w:tcPr>
-            <w:tcW w:type="dxa" w:w="2100"/>
-            <w:tcMar>
-              <w:top w:type="dxa" w:w="70"/>
-              <w:left w:type="dxa" w:w="110"/>
-              <w:bottom w:type="dxa" w:w="70"/>
-              <w:right w:type="dxa" w:w="110"/>
-            </w:tcMar>
-          </w:tcPr>
-          <w:p>
-            <w:pPr>
-              <w:spacing w:after="0" w:line="250"/>
-            </w:pPr>
-            <w:r>
-              <w:rPr>
-                <w:b w:val="false"/>
-                <w:bCs w:val="false"/>
-                <w:sz w:val="19"/>
-                <w:szCs w:val="19"/>
-              </w:rPr>
-              <w:t xml:space="preserve">3</w:t>
-            </w:r>
-          </w:p>
-        </w:tc>
-        <w:tc>
-          <w:tcPr>
-            <w:tcW w:type="dxa" w:w="2100"/>
-            <w:tcMar>
-              <w:top w:type="dxa" w:w="70"/>
-              <w:left w:type="dxa" w:w="110"/>
-              <w:bottom w:type="dxa" w:w="70"/>
-              <w:right w:type="dxa" w:w="110"/>
-            </w:tcMar>
-          </w:tcPr>
-          <w:p>
-            <w:pPr>
-              <w:spacing w:after="0" w:line="250"/>
-            </w:pPr>
-            <w:r>
-              <w:rPr>
-                <w:b w:val="false"/>
-                <w:bCs w:val="false"/>
-                <w:sz w:val="19"/>
-                <w:szCs w:val="19"/>
-              </w:rPr>
-              <w:t xml:space="preserve">3</w:t>
-            </w:r>
-          </w:p>
-        </w:tc>
-        <w:tc>
-          <w:tcPr>
-            <w:tcW w:type="dxa" w:w="2200"/>
-            <w:tcMar>
-              <w:top w:type="dxa" w:w="70"/>
-              <w:left w:type="dxa" w:w="110"/>
-              <w:bottom w:type="dxa" w:w="70"/>
-              <w:right w:type="dxa" w:w="110"/>
-            </w:tcMar>
-          </w:tcPr>
-          <w:p>
-            <w:pPr>
-              <w:spacing w:after="0" w:line="250"/>
-            </w:pPr>
-            <w:r>
-              <w:rPr>
-                <w:b w:val="false"/>
-                <w:bCs w:val="false"/>
-                <w:sz w:val="19"/>
-                <w:szCs w:val="19"/>
-              </w:rPr>
-              <w:t xml:space="preserve">1</w:t>
-            </w:r>
-          </w:p>
-        </w:tc>
-      </w:tr>
-      <w:tr>
-        <w:tc>
-          <w:tcPr>
-            <w:tcW w:type="dxa" w:w="2600"/>
-            <w:tcMar>
-              <w:top w:type="dxa" w:w="70"/>
-              <w:left w:type="dxa" w:w="110"/>
-              <w:bottom w:type="dxa" w:w="70"/>
-              <w:right w:type="dxa" w:w="110"/>
-            </w:tcMar>
-          </w:tcPr>
-          <w:p>
-            <w:pPr>
-              <w:spacing w:after="0" w:line="250"/>
-            </w:pPr>
-            <w:r>
-              <w:rPr>
-                <w:b w:val="false"/>
-                <w:bCs w:val="false"/>
-                <w:sz w:val="19"/>
-                <w:szCs w:val="19"/>
-              </w:rPr>
-              <w:t xml:space="preserve">Müracaat (Bina A)</w:t>
-            </w:r>
-          </w:p>
-        </w:tc>
-        <w:tc>
-          <w:tcPr>
-            <w:tcW w:type="dxa" w:w="2100"/>
-            <w:tcMar>
-              <w:top w:type="dxa" w:w="70"/>
-              <w:left w:type="dxa" w:w="110"/>
-              <w:bottom w:type="dxa" w:w="70"/>
-              <w:right w:type="dxa" w:w="110"/>
-            </w:tcMar>
-          </w:tcPr>
-          <w:p>
-            <w:pPr>
-              <w:spacing w:after="0" w:line="250"/>
-            </w:pPr>
-            <w:r>
-              <w:rPr>
-                <w:b w:val="false"/>
-                <w:bCs w:val="false"/>
-                <w:sz w:val="19"/>
-                <w:szCs w:val="19"/>
-              </w:rPr>
-              <w:t xml:space="preserve">1</w:t>
-            </w:r>
-          </w:p>
-        </w:tc>
-        <w:tc>
-          <w:tcPr>
-            <w:tcW w:type="dxa" w:w="2100"/>
-            <w:tcMar>
-              <w:top w:type="dxa" w:w="70"/>
-              <w:left w:type="dxa" w:w="110"/>
-              <w:bottom w:type="dxa" w:w="70"/>
-              <w:right w:type="dxa" w:w="110"/>
-            </w:tcMar>
-          </w:tcPr>
-          <w:p>
-            <w:pPr>
-              <w:spacing w:after="0" w:line="250"/>
-            </w:pPr>
-            <w:r>
-              <w:rPr>
-                <w:b w:val="false"/>
-                <w:bCs w:val="false"/>
-                <w:sz w:val="19"/>
-                <w:szCs w:val="19"/>
-              </w:rPr>
-              <w:t xml:space="preserve">1</w:t>
-            </w:r>
-          </w:p>
-        </w:tc>
-        <w:tc>
-          <w:tcPr>
-            <w:tcW w:type="dxa" w:w="2200"/>
-            <w:tcMar>
-              <w:top w:type="dxa" w:w="70"/>
-              <w:left w:type="dxa" w:w="110"/>
-              <w:bottom w:type="dxa" w:w="70"/>
-              <w:right w:type="dxa" w:w="110"/>
-            </w:tcMar>
-          </w:tcPr>
-          <w:p>
-            <w:pPr>
-              <w:spacing w:after="0" w:line="250"/>
-            </w:pPr>
-            <w:r>
-              <w:rPr>
-                <w:b w:val="false"/>
-                <w:bCs w:val="false"/>
-                <w:sz w:val="19"/>
-                <w:szCs w:val="19"/>
-              </w:rPr>
-              <w:t xml:space="preserve">0</w:t>
-            </w:r>
-          </w:p>
-        </w:tc>
-      </w:tr>
-      <w:tr>
-        <w:tc>
-          <w:tcPr>
-            <w:tcW w:type="dxa" w:w="2600"/>
-            <w:tcMar>
-              <w:top w:type="dxa" w:w="70"/>
-              <w:left w:type="dxa" w:w="110"/>
-              <w:bottom w:type="dxa" w:w="70"/>
-              <w:right w:type="dxa" w:w="110"/>
-            </w:tcMar>
-          </w:tcPr>
-          <w:p>
-            <w:pPr>
-              <w:spacing w:after="0" w:line="250"/>
-            </w:pPr>
-            <w:r>
-              <w:rPr>
-                <w:b w:val="false"/>
-                <w:bCs w:val="false"/>
-                <w:sz w:val="19"/>
-                <w:szCs w:val="19"/>
-              </w:rPr>
-              <w:t xml:space="preserve">Müracaat (Bina B)</w:t>
-            </w:r>
-          </w:p>
-        </w:tc>
-        <w:tc>
-          <w:tcPr>
-            <w:tcW w:type="dxa" w:w="2100"/>
-            <w:tcMar>
-              <w:top w:type="dxa" w:w="70"/>
-              <w:left w:type="dxa" w:w="110"/>
-              <w:bottom w:type="dxa" w:w="70"/>
-              <w:right w:type="dxa" w:w="110"/>
-            </w:tcMar>
-          </w:tcPr>
-          <w:p>
-            <w:pPr>
-              <w:spacing w:after="0" w:line="250"/>
-            </w:pPr>
-            <w:r>
-              <w:rPr>
-                <w:b w:val="false"/>
-                <w:bCs w:val="false"/>
-                <w:sz w:val="19"/>
-                <w:szCs w:val="19"/>
-              </w:rPr>
-              <w:t xml:space="preserve">1</w:t>
-            </w:r>
-          </w:p>
-        </w:tc>
-        <w:tc>
-          <w:tcPr>
-            <w:tcW w:type="dxa" w:w="2100"/>
-            <w:tcMar>
-              <w:top w:type="dxa" w:w="70"/>
-              <w:left w:type="dxa" w:w="110"/>
-              <w:bottom w:type="dxa" w:w="70"/>
-              <w:right w:type="dxa" w:w="110"/>
-            </w:tcMar>
-          </w:tcPr>
-          <w:p>
-            <w:pPr>
-              <w:spacing w:after="0" w:line="250"/>
-            </w:pPr>
-            <w:r>
-              <w:rPr>
-                <w:b w:val="false"/>
-                <w:bCs w:val="false"/>
-                <w:sz w:val="19"/>
-                <w:szCs w:val="19"/>
-              </w:rPr>
-              <w:t xml:space="preserve">1</w:t>
-            </w:r>
-          </w:p>
-        </w:tc>
-        <w:tc>
-          <w:tcPr>
-            <w:tcW w:type="dxa" w:w="2200"/>
-            <w:tcMar>
-              <w:top w:type="dxa" w:w="70"/>
-              <w:left w:type="dxa" w:w="110"/>
-              <w:bottom w:type="dxa" w:w="70"/>
-              <w:right w:type="dxa" w:w="110"/>
-            </w:tcMar>
-          </w:tcPr>
-          <w:p>
-            <w:pPr>
-              <w:spacing w:after="0" w:line="250"/>
-            </w:pPr>
-            <w:r>
-              <w:rPr>
-                <w:b w:val="false"/>
-                <w:bCs w:val="false"/>
-                <w:sz w:val="19"/>
-                <w:szCs w:val="19"/>
-              </w:rPr>
-              <w:t xml:space="preserve">0</w:t>
-            </w:r>
-          </w:p>
-        </w:tc>
-      </w:tr>
-      <w:tr>
-        <w:tc>
-          <w:tcPr>
-            <w:tcW w:type="dxa" w:w="2600"/>
-            <w:tcMar>
-              <w:top w:type="dxa" w:w="70"/>
-              <w:left w:type="dxa" w:w="110"/>
-              <w:bottom w:type="dxa" w:w="70"/>
-              <w:right w:type="dxa" w:w="110"/>
-            </w:tcMar>
-          </w:tcPr>
-          <w:p>
-            <w:pPr>
-              <w:spacing w:after="0" w:line="250"/>
-            </w:pPr>
-            <w:r>
-              <w:rPr>
-                <w:b w:val="false"/>
-                <w:bCs w:val="false"/>
-                <w:sz w:val="19"/>
-                <w:szCs w:val="19"/>
-              </w:rPr>
               <w:t xml:space="preserve">Toplam</w:t>
             </w:r>
           </w:p>
@@ -5412,7 +4887,7 @@
           <w:sz w:val="22"/>
           <w:szCs w:val="22"/>
         </w:rPr>
-        <w:t xml:space="preserve">Hafta sonu ve resmî tatillerde üç vardiyanın tamamı azaltılmış kadroyla çalışır. Müracaat noktaları yalnızca hafta içi gündüz ve akşam vardiyalarında açıktır.</w:t>
+        <w:t xml:space="preserve">Hafta sonu ve resmî tatillerde üç vardiyanın tamamı azaltılmış kadroyla çalışır. Müracaat noktası yalnızca hafta içi gündüz ve akşam vardiyalarında açıktır. Güvenlik talebi, önceki sürümde ayrı satırlar olan kapı ve kontrol odası taleplerinin toplamıdır; toplam kişi sayısı değişmemiştir, yalnızca noktanın kendisi birleşmiştir.</w:t>
       </w:r>
     </w:p>
     <w:p>
@@ -16046,7 +15521,7 @@
                 <w:sz w:val="19"/>
                 <w:szCs w:val="19"/>
               </w:rPr>
-              <w:t xml:space="preserve">Otuz personel ve yirmi sekiz günlük referans örnek altmış saniyenin altında çözülmelidir.</w:t>
+              <w:t xml:space="preserve">Otuz personel ve yirmi sekiz günlük referans örnek (varsayılan bir haftalık dönemden büyük, kasıtlı bir stres testi ölçeği) altmış saniyenin altında çözülmelidir.</w:t>
             </w:r>
           </w:p>
         </w:tc>
